--- a/content-pipeline/06-word-documents/02-english-word/001_things-to-do-near-ben-thanh-market.docx
+++ b/content-pipeline/06-word-documents/02-english-word/001_things-to-do-near-ben-thanh-market.docx
@@ -97,275 +97,6 @@
         </w:rPr>
         <w:t>. Within a gentle walking radius of 300 to 1,200 meters from the iconic four-dial clock tower, travelers are treated to a captivating layered narrative: early 20th-century colonial elegance, mid-century tropical modernism at its zenith, and a visionary underground transit metropolis newly completed in 2026.</w:t>
       </w:r>
-    </w:p>
-    <w:p>
-      <w:pPr>
-        <w:spacing w:before="120" w:after="120"/>
-        <w:jc w:val="center"/>
-      </w:pPr>
-      <w:r>
-        <w:rPr>
-          <w:color w:val="CBD5E1"/>
-        </w:rPr>
-        <w:t>―――――――――――――――――――――――――――――――――――――――――――――</w:t>
-      </w:r>
-    </w:p>
-    <w:p>
-      <w:pPr>
-        <w:keepNext/>
-        <w:spacing w:before="320" w:after="120" w:line="276" w:lineRule="auto"/>
-      </w:pPr>
-      <w:r>
-        <w:rPr>
-          <w:rFonts w:ascii="Calibri" w:hAnsi="Calibri"/>
-          <w:b/>
-          <w:color w:val="1B365D"/>
-          <w:sz w:val="32"/>
-        </w:rPr>
-        <w:t>Quick Overview Stats (2026 Field Dimensions)</w:t>
-      </w:r>
-    </w:p>
-    <w:tbl>
-      <w:tblPr>
-        <w:tblW w:type="auto" w:w="0"/>
-        <w:jc w:val="center"/>
-        <w:tblLook w:firstColumn="1" w:firstRow="1" w:lastColumn="0" w:lastRow="0" w:noHBand="0" w:noVBand="1" w:val="04A0"/>
-        <w:tblBorders>
-          <w:top w:val="single" w:sz="4" w:space="0" w:color="CBD5E1"/>
-          <w:bottom w:val="single" w:sz="6" w:space="0" w:color="1B365D"/>
-          <w:left w:val="none"/>
-          <w:right w:val="none"/>
-          <w:insideH w:val="single" w:sz="4" w:space="0" w:color="CBD5E1"/>
-          <w:insideV w:val="none"/>
-        </w:tblBorders>
-      </w:tblPr>
-      <w:tblGrid>
-        <w:gridCol w:w="2484"/>
-        <w:gridCol w:w="2484"/>
-        <w:gridCol w:w="2484"/>
-        <w:gridCol w:w="2484"/>
-      </w:tblGrid>
-      <w:tr>
-        <w:tc>
-          <w:tcPr>
-            <w:tcW w:type="dxa" w:w="2484"/>
-            <w:vAlign w:val="center"/>
-            <w:shd w:fill="1B365D"/>
-            <w:tcMar>
-              <w:top w:w="140" w:type="dxa"/>
-              <w:bottom w:w="140" w:type="dxa"/>
-              <w:left w:w="150" w:type="dxa"/>
-              <w:right w:w="150" w:type="dxa"/>
-            </w:tcMar>
-          </w:tcPr>
-          <w:p>
-            <w:pPr>
-              <w:spacing w:before="0" w:after="0" w:line="276" w:lineRule="auto"/>
-            </w:pPr>
-            <w:r>
-              <w:rPr>
-                <w:rFonts w:ascii="Calibri" w:hAnsi="Calibri"/>
-                <w:b/>
-                <w:color w:val="FFFFFF"/>
-                <w:sz w:val="19"/>
-              </w:rPr>
-              <w:t>📍 Epicenter Coordinates</w:t>
-            </w:r>
-          </w:p>
-        </w:tc>
-        <w:tc>
-          <w:tcPr>
-            <w:tcW w:type="dxa" w:w="2484"/>
-            <w:vAlign w:val="center"/>
-            <w:shd w:fill="1B365D"/>
-            <w:tcMar>
-              <w:top w:w="140" w:type="dxa"/>
-              <w:bottom w:w="140" w:type="dxa"/>
-              <w:left w:w="150" w:type="dxa"/>
-              <w:right w:w="150" w:type="dxa"/>
-            </w:tcMar>
-          </w:tcPr>
-          <w:p>
-            <w:pPr>
-              <w:spacing w:before="0" w:after="0" w:line="276" w:lineRule="auto"/>
-            </w:pPr>
-            <w:r>
-              <w:rPr>
-                <w:rFonts w:ascii="Calibri" w:hAnsi="Calibri"/>
-                <w:b/>
-                <w:color w:val="FFFFFF"/>
-                <w:sz w:val="19"/>
-              </w:rPr>
-              <w:t>⏳ Historical Genesis</w:t>
-            </w:r>
-          </w:p>
-        </w:tc>
-        <w:tc>
-          <w:tcPr>
-            <w:tcW w:type="dxa" w:w="2484"/>
-            <w:vAlign w:val="center"/>
-            <w:shd w:fill="1B365D"/>
-            <w:tcMar>
-              <w:top w:w="140" w:type="dxa"/>
-              <w:bottom w:w="140" w:type="dxa"/>
-              <w:left w:w="150" w:type="dxa"/>
-              <w:right w:w="150" w:type="dxa"/>
-            </w:tcMar>
-          </w:tcPr>
-          <w:p>
-            <w:pPr>
-              <w:spacing w:before="0" w:after="0" w:line="276" w:lineRule="auto"/>
-            </w:pPr>
-            <w:r>
-              <w:rPr>
-                <w:rFonts w:ascii="Calibri" w:hAnsi="Calibri"/>
-                <w:b/>
-                <w:color w:val="FFFFFF"/>
-                <w:sz w:val="19"/>
-              </w:rPr>
-              <w:t>🚶 Exploration Radius</w:t>
-            </w:r>
-          </w:p>
-        </w:tc>
-        <w:tc>
-          <w:tcPr>
-            <w:tcW w:type="dxa" w:w="2484"/>
-            <w:vAlign w:val="center"/>
-            <w:shd w:fill="1B365D"/>
-            <w:tcMar>
-              <w:top w:w="140" w:type="dxa"/>
-              <w:bottom w:w="140" w:type="dxa"/>
-              <w:left w:w="150" w:type="dxa"/>
-              <w:right w:w="150" w:type="dxa"/>
-            </w:tcMar>
-          </w:tcPr>
-          <w:p>
-            <w:pPr>
-              <w:spacing w:before="0" w:after="0" w:line="276" w:lineRule="auto"/>
-            </w:pPr>
-            <w:r>
-              <w:rPr>
-                <w:rFonts w:ascii="Calibri" w:hAnsi="Calibri"/>
-                <w:b/>
-                <w:color w:val="FFFFFF"/>
-                <w:sz w:val="19"/>
-              </w:rPr>
-              <w:t>🎟️ 2026 Admission Baseline</w:t>
-            </w:r>
-          </w:p>
-        </w:tc>
-      </w:tr>
-      <w:tr>
-        <w:tc>
-          <w:tcPr>
-            <w:tcW w:type="dxa" w:w="2484"/>
-            <w:vAlign w:val="center"/>
-            <w:shd w:fill="F8FAFC"/>
-            <w:tcMar>
-              <w:top w:w="100" w:type="dxa"/>
-              <w:bottom w:w="100" w:type="dxa"/>
-              <w:left w:w="150" w:type="dxa"/>
-              <w:right w:w="150" w:type="dxa"/>
-            </w:tcMar>
-          </w:tcPr>
-          <w:p>
-            <w:pPr>
-              <w:spacing w:before="0" w:after="0" w:line="276" w:lineRule="auto"/>
-            </w:pPr>
-            <w:r>
-              <w:rPr>
-                <w:rFonts w:ascii="Calibri" w:hAnsi="Calibri"/>
-                <w:color w:val="1E293B"/>
-                <w:sz w:val="19"/>
-              </w:rPr>
-              <w:t>Quach Thi Trang Square, District 1, HCMC</w:t>
-            </w:r>
-          </w:p>
-        </w:tc>
-        <w:tc>
-          <w:tcPr>
-            <w:tcW w:type="dxa" w:w="2484"/>
-            <w:vAlign w:val="center"/>
-            <w:shd w:fill="F8FAFC"/>
-            <w:tcMar>
-              <w:top w:w="100" w:type="dxa"/>
-              <w:bottom w:w="100" w:type="dxa"/>
-              <w:left w:w="150" w:type="dxa"/>
-              <w:right w:w="150" w:type="dxa"/>
-            </w:tcMar>
-          </w:tcPr>
-          <w:p>
-            <w:pPr>
-              <w:spacing w:before="0" w:after="0" w:line="276" w:lineRule="auto"/>
-            </w:pPr>
-            <w:r>
-              <w:rPr>
-                <w:rFonts w:ascii="Calibri" w:hAnsi="Calibri"/>
-                <w:color w:val="1E293B"/>
-                <w:sz w:val="19"/>
-              </w:rPr>
-              <w:t>1914 (Inauguration of New Market)</w:t>
-            </w:r>
-          </w:p>
-        </w:tc>
-        <w:tc>
-          <w:tcPr>
-            <w:tcW w:type="dxa" w:w="2484"/>
-            <w:vAlign w:val="center"/>
-            <w:shd w:fill="F8FAFC"/>
-            <w:tcMar>
-              <w:top w:w="100" w:type="dxa"/>
-              <w:bottom w:w="100" w:type="dxa"/>
-              <w:left w:w="150" w:type="dxa"/>
-              <w:right w:w="150" w:type="dxa"/>
-            </w:tcMar>
-          </w:tcPr>
-          <w:p>
-            <w:pPr>
-              <w:spacing w:before="0" w:after="0" w:line="276" w:lineRule="auto"/>
-            </w:pPr>
-            <w:r>
-              <w:rPr>
-                <w:rFonts w:ascii="Calibri" w:hAnsi="Calibri"/>
-                <w:color w:val="1E293B"/>
-                <w:sz w:val="19"/>
-              </w:rPr>
-              <w:t>1.2 km (Ideal Walking Stroll)</w:t>
-            </w:r>
-          </w:p>
-        </w:tc>
-        <w:tc>
-          <w:tcPr>
-            <w:tcW w:type="dxa" w:w="2484"/>
-            <w:vAlign w:val="center"/>
-            <w:shd w:fill="F8FAFC"/>
-            <w:tcMar>
-              <w:top w:w="100" w:type="dxa"/>
-              <w:bottom w:w="100" w:type="dxa"/>
-              <w:left w:w="150" w:type="dxa"/>
-              <w:right w:w="150" w:type="dxa"/>
-            </w:tcMar>
-          </w:tcPr>
-          <w:p>
-            <w:pPr>
-              <w:spacing w:before="0" w:after="0" w:line="276" w:lineRule="auto"/>
-            </w:pPr>
-            <w:r>
-              <w:rPr>
-                <w:rFonts w:ascii="Calibri" w:hAnsi="Calibri"/>
-                <w:color w:val="1E293B"/>
-                <w:sz w:val="19"/>
-              </w:rPr>
-              <w:t>0 – 65,000 VND / landmark</w:t>
-            </w:r>
-          </w:p>
-        </w:tc>
-      </w:tr>
-    </w:tbl>
-    <w:p>
-      <w:pPr>
-        <w:spacing w:before="0" w:after="80"/>
-      </w:pPr>
     </w:p>
     <w:p>
       <w:pPr>

--- a/content-pipeline/06-word-documents/02-english-word/001_things-to-do-near-ben-thanh-market.docx
+++ b/content-pipeline/06-word-documents/02-english-word/001_things-to-do-near-ben-thanh-market.docx
@@ -264,7 +264,7 @@
           <w:color w:val="1B365D"/>
           <w:sz w:val="32"/>
         </w:rPr>
-        <w:t>1. Historical Stratigraphy: From the Ben Nghe Riverbank to a 21st-Century Crossroads</w:t>
+        <w:t>Historical Stratigraphy: From the Ben Nghe Riverbank to a 21st-Century Crossroads</w:t>
       </w:r>
     </w:p>
     <w:p>
@@ -428,7 +428,7 @@
           <w:color w:val="1B365D"/>
           <w:sz w:val="32"/>
         </w:rPr>
-        <w:t>2. Definitive Heritage &amp; Cultural Landmarks Within a 1-Kilometer Radius</w:t>
+        <w:t>Definitive Heritage &amp; Cultural Landmarks Within a 1-Kilometer Radius</w:t>
       </w:r>
     </w:p>
     <w:p>
@@ -443,7 +443,7 @@
           <w:color w:val="D97706"/>
           <w:sz w:val="26"/>
         </w:rPr>
-        <w:t>2.1. Ben Thanh Market: The Living Mirror of Saigon</w:t>
+        <w:t>Ben Thanh Market: The Living Mirror of Saigon</w:t>
       </w:r>
     </w:p>
     <w:p>
@@ -527,7 +527,7 @@
           <w:color w:val="D97706"/>
           <w:sz w:val="26"/>
         </w:rPr>
-        <w:t>2.2. HCMC Museum of Fine Arts: Indochine Splendor in the Hui Bon Hoa Mansion</w:t>
+        <w:t>HCMC Museum of Fine Arts: Indochine Splendor in the Hui Bon Hoa Mansion</w:t>
       </w:r>
     </w:p>
     <w:p>
@@ -713,7 +713,7 @@
           <w:color w:val="D97706"/>
           <w:sz w:val="26"/>
         </w:rPr>
-        <w:t>2.3. The Independence Palace: High Zenith of Tropical Modernism</w:t>
+        <w:t>The Independence Palace: High Zenith of Tropical Modernism</w:t>
       </w:r>
     </w:p>
     <w:p>
@@ -955,7 +955,7 @@
           <w:color w:val="D97706"/>
           <w:sz w:val="26"/>
         </w:rPr>
-        <w:t>2.4. Mariamman Hindu Temple: A Colorful Enclave of Dravidian Spirituality</w:t>
+        <w:t>Mariamman Hindu Temple: A Colorful Enclave of Dravidian Spirituality</w:t>
       </w:r>
     </w:p>
     <w:p>
@@ -1056,7 +1056,7 @@
           <w:color w:val="D97706"/>
           <w:sz w:val="26"/>
         </w:rPr>
-        <w:t>2.5. Ben Thanh Central Metro Station: The 2026 Subterranean Landmark</w:t>
+        <w:t>Ben Thanh Central Metro Station: The 2026 Subterranean Landmark</w:t>
       </w:r>
     </w:p>
     <w:p>
@@ -1146,7 +1146,7 @@
           <w:color w:val="1B365D"/>
           <w:sz w:val="32"/>
         </w:rPr>
-        <w:t>3. Curated Matrix: Comparing Landmarks Along the Ben Thanh Axis</w:t>
+        <w:t>Curated Matrix: Comparing Landmarks Along the Ben Thanh Axis</w:t>
       </w:r>
     </w:p>
     <w:tbl>
@@ -2155,7 +2155,7 @@
           <w:color w:val="1B365D"/>
           <w:sz w:val="32"/>
         </w:rPr>
-        <w:t>4. Epicurean Mapping &amp; Neighborhood Life</w:t>
+        <w:t>Epicurean Mapping &amp; Neighborhood Life</w:t>
       </w:r>
     </w:p>
     <w:p>
@@ -2183,7 +2183,7 @@
           <w:color w:val="D97706"/>
           <w:sz w:val="26"/>
         </w:rPr>
-        <w:t>4.1. Classic Daytime Market Stalls (Inside South &amp; East Gates)</w:t>
+        <w:t>Classic Daytime Market Stalls (Inside South &amp; East Gates)</w:t>
       </w:r>
     </w:p>
     <w:p>
@@ -2310,7 +2310,7 @@
           <w:color w:val="D97706"/>
           <w:sz w:val="26"/>
         </w:rPr>
-        <w:t>4.2. Phan Boi Chau &amp; Phan Chu Trinh Evening Street Dining (Post-Dusk)</w:t>
+        <w:t>Phan Boi Chau &amp; Phan Chu Trinh Evening Street Dining (Post-Dusk)</w:t>
       </w:r>
     </w:p>
     <w:p>
@@ -2355,7 +2355,7 @@
           <w:color w:val="D97706"/>
           <w:sz w:val="26"/>
         </w:rPr>
-        <w:t>4.3. Secret Vintage Apartment Hideaways</w:t>
+        <w:t>Secret Vintage Apartment Hideaways</w:t>
       </w:r>
     </w:p>
     <w:p>
@@ -2395,7 +2395,7 @@
           <w:color w:val="1B365D"/>
           <w:sz w:val="32"/>
         </w:rPr>
-        <w:t>5. Curated Walking Itineraries</w:t>
+        <w:t>Curated Walking Itineraries</w:t>
       </w:r>
     </w:p>
     <w:p>
@@ -2698,7 +2698,7 @@
           <w:color w:val="1B365D"/>
           <w:sz w:val="32"/>
         </w:rPr>
-        <w:t>6. Field Notes for the Discerning Traveler (2026 Guidelines)</w:t>
+        <w:t>Field Notes for the Discerning Traveler (2026 Guidelines)</w:t>
       </w:r>
     </w:p>
     <w:p>

--- a/content-pipeline/06-word-documents/02-english-word/001_things-to-do-near-ben-thanh-market.docx
+++ b/content-pipeline/06-word-documents/02-english-word/001_things-to-do-near-ben-thanh-market.docx
@@ -78,24 +78,7 @@
           <w:color w:val="1E293B"/>
           <w:sz w:val="21"/>
         </w:rPr>
-        <w:t xml:space="preserve">The urban quarter cradling Ben Thanh Market has long evolved beyond its identity as a bustling commercial marketplace; it stands as the veritable </w:t>
-      </w:r>
-      <w:r>
-        <w:rPr>
-          <w:rFonts w:ascii="Calibri" w:hAnsi="Calibri"/>
-          <w:b/>
-          <w:color w:val="1E293B"/>
-          <w:sz w:val="21"/>
-        </w:rPr>
-        <w:t>cultural and architectural heart of Ho Chi Minh City</w:t>
-      </w:r>
-      <w:r>
-        <w:rPr>
-          <w:rFonts w:ascii="Calibri" w:hAnsi="Calibri"/>
-          <w:color w:val="1E293B"/>
-          <w:sz w:val="21"/>
-        </w:rPr>
-        <w:t>. Within a gentle walking radius of 300 to 1,200 meters from the iconic four-dial clock tower, travelers are treated to a captivating layered narrative: early 20th-century colonial elegance, mid-century tropical modernism at its zenith, and a visionary underground transit metropolis newly completed in 2026.</w:t>
+        <w:t>Around Ben Thanh Market, the streets tell the story of modern Ho Chi Minh City in real time. Within a 10- to 15-minute walk of the iconic clock tower, travelers encounter three distinct eras: quiet French colonial administrative buildings, mid-century tropical modernism, and the wide granite esplanades and underground concourses of the new Metro Line 1 completed in 2026.</w:t>
       </w:r>
     </w:p>
     <w:p>
@@ -122,7 +105,7 @@
           <w:color w:val="1B365D"/>
           <w:sz w:val="32"/>
         </w:rPr>
-        <w:t>🌟 Key Curated Dimensions of the Ben Thanh Heritage Axis</w:t>
+        <w:t>🌟 At a Glance: Key Numbers &amp; Highlights Around Ben Thanh</w:t>
       </w:r>
     </w:p>
     <w:p>
@@ -264,7 +247,7 @@
           <w:color w:val="1B365D"/>
           <w:sz w:val="32"/>
         </w:rPr>
-        <w:t>Historical Stratigraphy: From the Ben Nghe Riverbank to a 21st-Century Crossroads</w:t>
+        <w:t>From Riverbank Wharf to Modern Crossroads: A Century of History</w:t>
       </w:r>
     </w:p>
     <w:p>
@@ -290,7 +273,7 @@
           <w:color w:val="1E293B"/>
           <w:sz w:val="21"/>
         </w:rPr>
-        <w:t xml:space="preserve">In the early 19th century, the ancestral precursor to Ben Thanh was a riverine trading dock along the Ben Nghe canal, nestled beneath the ramparts of the historic Gia Dinh Citadel. The very name </w:t>
+        <w:t xml:space="preserve">In the early 19th century, the ancestral precursor to Ben Thanh was a riverine trading dock along the Ben Nghe canal, built near the ramparts of the historic Gia Dinh Citadel. The very name </w:t>
       </w:r>
       <w:r>
         <w:rPr>
@@ -504,7 +487,7 @@
           <w:color w:val="1E293B"/>
           <w:sz w:val="20"/>
         </w:rPr>
-        <w:t>Conscious Travel Insight:</w:t>
+        <w:t>Insider Tip:</w:t>
       </w:r>
       <w:r>
         <w:rPr>
@@ -512,7 +495,7 @@
           <w:color w:val="1E293B"/>
           <w:sz w:val="20"/>
         </w:rPr>
-        <w:t xml:space="preserve"> Venture beyond the outer perimeter. Step into the cooler labyrinth of interior alleys, where early 20th-century iron roof trusses still support high ceilings, facilitating natural cross-ventilation against the tropical afternoon warmth.</w:t>
+        <w:t xml:space="preserve"> Venture beyond the souvenir stalls at the perimeter. Step into the interior aisles, where early 20th-century iron roof trusses still support high ceilings that keep the market cool through natural cross-ventilation even on hot afternoons.</w:t>
       </w:r>
     </w:p>
     <w:p>
@@ -527,7 +510,7 @@
           <w:color w:val="D97706"/>
           <w:sz w:val="26"/>
         </w:rPr>
-        <w:t>HCMC Museum of Fine Arts: Indochine Splendor in the Hui Bon Hoa Mansion</w:t>
+        <w:t>HCMC Museum of Fine Arts: Indochine Architecture &amp; Vietnamese Fine Art</w:t>
       </w:r>
     </w:p>
     <w:p>
@@ -565,7 +548,7 @@
           <w:color w:val="1E293B"/>
           <w:sz w:val="20"/>
         </w:rPr>
-        <w:t>Gilded Heritage:</w:t>
+        <w:t>Historical Background:</w:t>
       </w:r>
       <w:r>
         <w:rPr>
@@ -573,7 +556,7 @@
           <w:color w:val="1E293B"/>
           <w:sz w:val="20"/>
         </w:rPr>
-        <w:t xml:space="preserve"> This magnificent three-mansion estate once served as the private residence and headquarters of </w:t>
+        <w:t xml:space="preserve"> This three-building estate once served as the private home and company headquarters of </w:t>
       </w:r>
       <w:r>
         <w:rPr>
@@ -607,7 +590,7 @@
           <w:color w:val="1E293B"/>
           <w:sz w:val="20"/>
         </w:rPr>
-        <w:t xml:space="preserve">), the legendary Chinese-Vietnamese merchant whose real estate empire defined colonial Saigon. Designed between 1929 and 1934 by French architect Rivera, the complex represents an opulent marriage of </w:t>
+        <w:t xml:space="preserve">), one of Saigon's most prominent early-20th-century merchants. Designed between 1929 and 1934 by French architect Rivera, the complex combines </w:t>
       </w:r>
       <w:r>
         <w:rPr>
@@ -616,7 +599,7 @@
           <w:color w:val="1E293B"/>
           <w:sz w:val="20"/>
         </w:rPr>
-        <w:t>Western Art Deco, Beaux-Arts flourishes, and traditional Feng Shui geomancy</w:t>
+        <w:t>Western Art Deco lines, Beaux-Arts stonework, and Chinese feng shui principles</w:t>
       </w:r>
       <w:r>
         <w:rPr>
@@ -1146,7 +1129,7 @@
           <w:color w:val="1B365D"/>
           <w:sz w:val="32"/>
         </w:rPr>
-        <w:t>Curated Matrix: Comparing Landmarks Along the Ben Thanh Axis</w:t>
+        <w:t>Key Landmarks at a Glance</w:t>
       </w:r>
     </w:p>
     <w:tbl>
@@ -1384,7 +1367,7 @@
                 <w:color w:val="1E293B"/>
                 <w:sz w:val="19"/>
               </w:rPr>
-              <w:t>Epicenter (0m)</w:t>
+              <w:t>Starting Point (0m)</w:t>
             </w:r>
           </w:p>
         </w:tc>
@@ -2168,7 +2151,7 @@
           <w:color w:val="1E293B"/>
           <w:sz w:val="21"/>
         </w:rPr>
-        <w:t>No encounter with Ben Thanh is complete without immersing your palate in the rich gastronomic mosaic of the southern delta.</w:t>
+        <w:t>No encounter with Ben Thanh is complete without immersing your palate in the rich culinary culture of the southern delta.</w:t>
       </w:r>
     </w:p>
     <w:p>
@@ -2698,7 +2681,7 @@
           <w:color w:val="1B365D"/>
           <w:sz w:val="32"/>
         </w:rPr>
-        <w:t>Field Notes for the Discerning Traveler (2026 Guidelines)</w:t>
+        <w:t>Field Notes for the Traveler (2026 Guidelines)</w:t>
       </w:r>
     </w:p>
     <w:p>
@@ -2817,7 +2800,7 @@
           <w:color w:val="1B365D"/>
           <w:sz w:val="32"/>
         </w:rPr>
-        <w:t>Epilogue: Preserving the Timeless Soul of Saigon</w:t>
+        <w:t>Closing Thoughts: Walking Saigon with Open Eyes</w:t>
       </w:r>
     </w:p>
     <w:p>
@@ -2830,20 +2813,7 @@
           <w:color w:val="1E293B"/>
           <w:sz w:val="21"/>
         </w:rPr>
-        <w:t>No matter how many futuristic glass towers rise into the southern sky, the quarter surrounding Ben Thanh Market preserves an irreplaceable human soul. It is a soul woven from the rhythmic clatter of street life, the sweet call of wandering dessert vendors, the stoic beauty of French brick facades, and the unquenchable optimism of those who call this river city home.</w:t>
-      </w:r>
-    </w:p>
-    <w:p>
-      <w:pPr>
-        <w:spacing w:before="40" w:after="120" w:line="276" w:lineRule="auto"/>
-      </w:pPr>
-      <w:r>
-        <w:rPr>
-          <w:rFonts w:ascii="Calibri" w:hAnsi="Calibri"/>
-          <w:color w:val="1E293B"/>
-          <w:sz w:val="21"/>
-        </w:rPr>
-        <w:t>Take your time walking down these tamarind-canopied boulevards. Allow your senses to be awakened by a Saigon that is both humble and grand, timeless yet boldly accelerating into the future—a true pilgrimage for the thoughtful traveler.</w:t>
+        <w:t>No matter how many glass towers rise into the southern sky, the quarter surrounding Ben Thanh Market preserves an irreplaceable human rhythm: morning street greetings between stall keepers, quiet courtyards tucked behind bustling avenues, and the easy coexistence of old traditions with modern city life. Exploring this neighborhood on foot offers a genuine, unfiltered encounter with Saigon at its most welcoming.</w:t>
       </w:r>
     </w:p>
     <w:sectPr>

--- a/content-pipeline/06-word-documents/02-english-word/001_things-to-do-near-ben-thanh-market.docx
+++ b/content-pipeline/06-word-documents/02-english-word/001_things-to-do-near-ben-thanh-market.docx
@@ -197,7 +197,24 @@
           <w:color w:val="1E293B"/>
           <w:sz w:val="20"/>
         </w:rPr>
-        <w:t xml:space="preserve"> The legendary architectural trademark of the Hui Bon Hoa mansion (now the HCMC Museum of Fine Arts), situated a mere 350-meter stroll from the market.</w:t>
+        <w:t xml:space="preserve"> The legendary architectural trademark of the Hui Bon Hoa mansion (now the </w:t>
+      </w:r>
+      <w:r>
+        <w:rPr>
+          <w:rFonts w:ascii="Calibri" w:hAnsi="Calibri"/>
+          <w:color w:val="D97706"/>
+          <w:sz w:val="20"/>
+          <w:u w:val="single"/>
+        </w:rPr>
+        <w:t>HCMC Museum of Fine Arts</w:t>
+      </w:r>
+      <w:r>
+        <w:rPr>
+          <w:rFonts w:ascii="Calibri" w:hAnsi="Calibri"/>
+          <w:color w:val="1E293B"/>
+          <w:sz w:val="20"/>
+        </w:rPr>
+        <w:t>), situated a mere 350-meter stroll from the market.</w:t>
       </w:r>
     </w:p>
     <w:p>
@@ -220,7 +237,24 @@
           <w:color w:val="1E293B"/>
           <w:sz w:val="20"/>
         </w:rPr>
-        <w:t xml:space="preserve"> Enjoying spiritual reflection at the century-old Mariamman Hindu Temple or marveling at the lotus-shaped underground skylight of the new metro station costs nothing.</w:t>
+        <w:t xml:space="preserve"> Enjoying spiritual reflection at the century-old </w:t>
+      </w:r>
+      <w:r>
+        <w:rPr>
+          <w:rFonts w:ascii="Calibri" w:hAnsi="Calibri"/>
+          <w:color w:val="D97706"/>
+          <w:sz w:val="20"/>
+          <w:u w:val="single"/>
+        </w:rPr>
+        <w:t>Mariamman Hindu Temple</w:t>
+      </w:r>
+      <w:r>
+        <w:rPr>
+          <w:rFonts w:ascii="Calibri" w:hAnsi="Calibri"/>
+          <w:color w:val="1E293B"/>
+          <w:sz w:val="20"/>
+        </w:rPr>
+        <w:t xml:space="preserve"> or marveling at the lotus-shaped underground skylight of the new metro station costs nothing.</w:t>
       </w:r>
     </w:p>
     <w:p>
@@ -2790,6 +2824,146 @@
     </w:p>
     <w:p>
       <w:pPr>
+        <w:spacing w:before="120" w:after="120"/>
+        <w:jc w:val="center"/>
+      </w:pPr>
+      <w:r>
+        <w:rPr>
+          <w:color w:val="CBD5E1"/>
+        </w:rPr>
+        <w:t>―――――――――――――――――――――――――――――――――――――――――――――</w:t>
+      </w:r>
+    </w:p>
+    <w:p>
+      <w:pPr>
+        <w:keepNext/>
+        <w:spacing w:before="320" w:after="120" w:line="276" w:lineRule="auto"/>
+      </w:pPr>
+      <w:r>
+        <w:rPr>
+          <w:rFonts w:ascii="Calibri" w:hAnsi="Calibri"/>
+          <w:b/>
+          <w:color w:val="1B365D"/>
+          <w:sz w:val="32"/>
+        </w:rPr>
+        <w:t>🗺️ Curated Cluster Connections</w:t>
+      </w:r>
+    </w:p>
+    <w:p>
+      <w:pPr>
+        <w:spacing w:before="40" w:after="120" w:line="276" w:lineRule="auto"/>
+      </w:pPr>
+      <w:r>
+        <w:rPr>
+          <w:rFonts w:ascii="Calibri" w:hAnsi="Calibri"/>
+          <w:color w:val="1E293B"/>
+          <w:sz w:val="21"/>
+        </w:rPr>
+        <w:t>To help you navigate District 1 with ease, explore our companion heritage guides:</w:t>
+      </w:r>
+      <w:r>
+        <w:rPr>
+          <w:rFonts w:ascii="Calibri" w:hAnsi="Calibri"/>
+          <w:color w:val="1E293B"/>
+          <w:sz w:val="21"/>
+        </w:rPr>
+      </w:r>
+      <w:r>
+        <w:rPr>
+          <w:rFonts w:ascii="Calibri" w:hAnsi="Calibri"/>
+          <w:color w:val="1E293B"/>
+          <w:sz w:val="21"/>
+        </w:rPr>
+        <w:br/>
+        <w:t xml:space="preserve">- </w:t>
+      </w:r>
+      <w:r>
+        <w:rPr>
+          <w:rFonts w:ascii="Calibri" w:hAnsi="Calibri"/>
+          <w:b/>
+          <w:color w:val="1E293B"/>
+          <w:sz w:val="21"/>
+        </w:rPr>
+        <w:t>Ben Thanh Market Food Guide:</w:t>
+      </w:r>
+      <w:r>
+        <w:rPr>
+          <w:rFonts w:ascii="Calibri" w:hAnsi="Calibri"/>
+          <w:color w:val="1E293B"/>
+          <w:sz w:val="21"/>
+        </w:rPr>
+        <w:t xml:space="preserve"> savoring traditional flavors with our </w:t>
+      </w:r>
+      <w:r>
+        <w:rPr>
+          <w:rFonts w:ascii="Calibri" w:hAnsi="Calibri"/>
+          <w:color w:val="1E293B"/>
+          <w:sz w:val="21"/>
+          <w:u w:val="single"/>
+        </w:rPr>
+        <w:t>Ben Thanh Market food guide</w:t>
+      </w:r>
+      <w:r>
+        <w:rPr>
+          <w:rFonts w:ascii="Calibri" w:hAnsi="Calibri"/>
+          <w:color w:val="1E293B"/>
+          <w:sz w:val="21"/>
+        </w:rPr>
+        <w:t>.</w:t>
+      </w:r>
+      <w:r>
+        <w:rPr>
+          <w:rFonts w:ascii="Calibri" w:hAnsi="Calibri"/>
+          <w:color w:val="1E293B"/>
+          <w:sz w:val="21"/>
+        </w:rPr>
+      </w:r>
+      <w:r>
+        <w:rPr>
+          <w:rFonts w:ascii="Calibri" w:hAnsi="Calibri"/>
+          <w:color w:val="1E293B"/>
+          <w:sz w:val="21"/>
+        </w:rPr>
+        <w:br/>
+        <w:t xml:space="preserve">- </w:t>
+      </w:r>
+      <w:r>
+        <w:rPr>
+          <w:rFonts w:ascii="Calibri" w:hAnsi="Calibri"/>
+          <w:b/>
+          <w:color w:val="1E293B"/>
+          <w:sz w:val="21"/>
+        </w:rPr>
+        <w:t>One-Day Ben Thanh Walking Tour:</w:t>
+      </w:r>
+      <w:r>
+        <w:rPr>
+          <w:rFonts w:ascii="Calibri" w:hAnsi="Calibri"/>
+          <w:color w:val="1E293B"/>
+          <w:sz w:val="21"/>
+        </w:rPr>
+        <w:t xml:space="preserve"> following our turn-by-turn </w:t>
+      </w:r>
+      <w:r>
+        <w:rPr>
+          <w:rFonts w:ascii="Calibri" w:hAnsi="Calibri"/>
+          <w:color w:val="1E293B"/>
+          <w:sz w:val="21"/>
+          <w:u w:val="single"/>
+        </w:rPr>
+        <w:t>one-day Ben Thanh walking tour</w:t>
+      </w:r>
+      <w:r>
+        <w:rPr>
+          <w:rFonts w:ascii="Calibri" w:hAnsi="Calibri"/>
+          <w:color w:val="1E293B"/>
+          <w:sz w:val="21"/>
+        </w:rPr>
+        <w:t>.</w:t>
+      </w:r>
+    </w:p>
+    <w:p>
+      <w:pPr>
         <w:keepNext/>
         <w:spacing w:before="320" w:after="120" w:line="276" w:lineRule="auto"/>
       </w:pPr>
